--- a/templates/common-paper-cc-by-4.0/common-paper-design-partner-agreement/template.docx
+++ b/templates/common-paper-cc-by-4.0/common-paper-design-partner-agreement/template.docx
@@ -2762,6 +2762,11 @@
               </w:rPr>
             </w:pPr>
             <w:r>
+              <w:rPr>
+                <w:rFonts w:ascii="Arial" w:eastAsia="Arial" w:hAnsi="Arial" w:cs="Arial"/>
+                <w:sz w:val="18"/>
+                <w:szCs w:val="18"/>
+              </w:rPr>
               <w:t>{provider_signatory_name}</w:t>
             </w:r>
           </w:p>
@@ -2815,6 +2820,11 @@
               </w:rPr>
             </w:pPr>
             <w:r>
+              <w:rPr>
+                <w:rFonts w:ascii="Arial" w:eastAsia="Arial" w:hAnsi="Arial" w:cs="Arial"/>
+                <w:sz w:val="18"/>
+                <w:szCs w:val="18"/>
+              </w:rPr>
               <w:t>{partner_signatory_name}</w:t>
             </w:r>
           </w:p>
@@ -2880,6 +2890,11 @@
               </w:rPr>
             </w:pPr>
             <w:r>
+              <w:rPr>
+                <w:rFonts w:ascii="Arial" w:eastAsia="Arial" w:hAnsi="Arial" w:cs="Arial"/>
+                <w:sz w:val="18"/>
+                <w:szCs w:val="18"/>
+              </w:rPr>
               <w:t>{provider_signatory_title_display}</w:t>
             </w:r>
           </w:p>
@@ -2933,6 +2948,11 @@
               </w:rPr>
             </w:pPr>
             <w:r>
+              <w:rPr>
+                <w:rFonts w:ascii="Arial" w:eastAsia="Arial" w:hAnsi="Arial" w:cs="Arial"/>
+                <w:sz w:val="18"/>
+                <w:szCs w:val="18"/>
+              </w:rPr>
               <w:t>{partner_signatory_title_display}</w:t>
             </w:r>
           </w:p>
@@ -3020,6 +3040,11 @@
               </w:rPr>
             </w:pPr>
             <w:r>
+              <w:rPr>
+                <w:rFonts w:ascii="Arial" w:eastAsia="Arial" w:hAnsi="Arial" w:cs="Arial"/>
+                <w:sz w:val="18"/>
+                <w:szCs w:val="18"/>
+              </w:rPr>
               <w:t>{provider_signatory_email}</w:t>
             </w:r>
           </w:p>
@@ -3073,6 +3098,11 @@
               </w:rPr>
             </w:pPr>
             <w:r>
+              <w:rPr>
+                <w:rFonts w:ascii="Arial" w:eastAsia="Arial" w:hAnsi="Arial" w:cs="Arial"/>
+                <w:sz w:val="18"/>
+                <w:szCs w:val="18"/>
+              </w:rPr>
               <w:t>{partner_signatory_email}</w:t>
             </w:r>
           </w:p>
